--- a/document_templates/CATs/CAT-contract.docx
+++ b/document_templates/CATs/CAT-contract.docx
@@ -2171,7 +2171,7 @@
                 <w:szCs w:val="24"/>
                 <w:highlight w:val="none"/>
               </w:rPr>
-              <w:t>${type_of_guarantee.name} de ${value}</w:t>
+              <w:t>${type_of_guarantee.name}</w:t>
             </w:r>
             <w:r>
               <w:rPr>
@@ -2181,7 +2181,19 @@
                 <w:highlight w:val="none"/>
                 <w:lang w:val="en-US"/>
               </w:rPr>
-              <w:t xml:space="preserve"> FCFA: </w:t>
+              <w:t xml:space="preserve"> </w:t>
+            </w:r>
+            <w:bookmarkStart w:id="0" w:name="_GoBack"/>
+            <w:bookmarkEnd w:id="0"/>
+            <w:r>
+              <w:rPr>
+                <w:rFonts w:hint="default" w:ascii="Times New Roman" w:hAnsi="Times New Roman" w:cs="Times New Roman"/>
+                <w:sz w:val="24"/>
+                <w:szCs w:val="24"/>
+                <w:highlight w:val="none"/>
+                <w:lang w:val="en-US"/>
+              </w:rPr>
+              <w:t xml:space="preserve">: </w:t>
             </w:r>
             <w:r>
               <w:rPr>
@@ -4005,21 +4017,7 @@
         <w:highlight w:val="none"/>
         <w:lang w:val="en-US" w:eastAsia="fr-FR"/>
       </w:rPr>
-      <w:t>.committee_id</w:t>
-    </w:r>
-    <w:bookmarkStart w:id="0" w:name="_GoBack"/>
-    <w:bookmarkEnd w:id="0"/>
-    <w:r>
-      <w:rPr>
-        <w:rFonts w:hint="default" w:ascii="Times New Roman" w:hAnsi="Times New Roman" w:cs="Times New Roman"/>
-        <w:b/>
-        <w:bCs/>
-        <w:sz w:val="24"/>
-        <w:szCs w:val="24"/>
-        <w:highlight w:val="none"/>
-        <w:lang w:val="en-US" w:eastAsia="fr-FR"/>
-      </w:rPr>
-      <w:t>}</w:t>
+      <w:t>.committee_id}</w:t>
     </w:r>
   </w:p>
 </w:hdr>

--- a/document_templates/CATs/CAT-contract.docx
+++ b/document_templates/CATs/CAT-contract.docx
@@ -2181,19 +2181,7 @@
                 <w:highlight w:val="none"/>
                 <w:lang w:val="en-US"/>
               </w:rPr>
-              <w:t xml:space="preserve"> </w:t>
-            </w:r>
-            <w:bookmarkStart w:id="0" w:name="_GoBack"/>
-            <w:bookmarkEnd w:id="0"/>
-            <w:r>
-              <w:rPr>
-                <w:rFonts w:hint="default" w:ascii="Times New Roman" w:hAnsi="Times New Roman" w:cs="Times New Roman"/>
-                <w:sz w:val="24"/>
-                <w:szCs w:val="24"/>
-                <w:highlight w:val="none"/>
-                <w:lang w:val="en-US"/>
-              </w:rPr>
-              <w:t xml:space="preserve">: </w:t>
+              <w:t xml:space="preserve"> : </w:t>
             </w:r>
             <w:r>
               <w:rPr>
@@ -2724,7 +2712,21 @@
                 <w:highlight w:val="none"/>
                 <w:lang w:val="en-US" w:eastAsia="fr-FR"/>
               </w:rPr>
-              <w:t>${guarantee_amount_total} FCFA</w:t>
+              <w:t>${guarantees_total_amount</w:t>
+            </w:r>
+            <w:bookmarkStart w:id="0" w:name="_GoBack"/>
+            <w:bookmarkEnd w:id="0"/>
+            <w:r>
+              <w:rPr>
+                <w:rFonts w:hint="default" w:ascii="Times New Roman" w:hAnsi="Times New Roman" w:cs="Times New Roman"/>
+                <w:b/>
+                <w:bCs/>
+                <w:sz w:val="24"/>
+                <w:szCs w:val="24"/>
+                <w:highlight w:val="none"/>
+                <w:lang w:val="en-US" w:eastAsia="fr-FR"/>
+              </w:rPr>
+              <w:t>} FCFA</w:t>
             </w:r>
           </w:p>
         </w:tc>

--- a/document_templates/CATs/CAT-contract.docx
+++ b/document_templates/CATs/CAT-contract.docx
@@ -1541,14 +1541,6 @@
         </w:tc>
       </w:tr>
       <w:tr>
-        <w:tblPrEx>
-          <w:tblCellMar>
-            <w:top w:w="0" w:type="dxa"/>
-            <w:left w:w="108" w:type="dxa"/>
-            <w:bottom w:w="0" w:type="dxa"/>
-            <w:right w:w="108" w:type="dxa"/>
-          </w:tblCellMar>
-        </w:tblPrEx>
         <w:trPr>
           <w:trHeight w:val="71" w:hRule="atLeast"/>
         </w:trPr>
@@ -2432,6 +2424,7 @@
                 <w:sz w:val="24"/>
                 <w:szCs w:val="24"/>
                 <w:highlight w:val="none"/>
+                <w:lang w:val="en-US"/>
               </w:rPr>
             </w:pPr>
             <w:r>
@@ -2442,9 +2435,9 @@
                 <w:sz w:val="24"/>
                 <w:szCs w:val="24"/>
                 <w:highlight w:val="none"/>
-                <w:lang w:eastAsia="fr-FR"/>
-              </w:rPr>
-              <w:t xml:space="preserve">${contract.verbal_trial.insurance_premium} </w:t>
+                <w:lang w:val="en-US" w:eastAsia="fr-FR"/>
+              </w:rPr>
+              <w:t>Selon la grille de l’assureur</w:t>
             </w:r>
           </w:p>
         </w:tc>
@@ -2552,7 +2545,31 @@
                 <w:highlight w:val="none"/>
                 <w:lang w:eastAsia="fr-FR"/>
               </w:rPr>
-              <w:t>Prime de risque (${contract.risk_premium_percentage}%)</w:t>
+              <w:t>Prime de risque (${contract</w:t>
+            </w:r>
+            <w:r>
+              <w:rPr>
+                <w:rFonts w:hint="default" w:ascii="Times New Roman" w:hAnsi="Times New Roman" w:cs="Times New Roman"/>
+                <w:b/>
+                <w:sz w:val="24"/>
+                <w:szCs w:val="24"/>
+                <w:highlight w:val="none"/>
+                <w:lang w:val="en-US" w:eastAsia="fr-FR"/>
+              </w:rPr>
+              <w:t>.verbal_trial</w:t>
+            </w:r>
+            <w:bookmarkStart w:id="0" w:name="_GoBack"/>
+            <w:bookmarkEnd w:id="0"/>
+            <w:r>
+              <w:rPr>
+                <w:rFonts w:hint="default" w:ascii="Times New Roman" w:hAnsi="Times New Roman" w:cs="Times New Roman"/>
+                <w:b/>
+                <w:sz w:val="24"/>
+                <w:szCs w:val="24"/>
+                <w:highlight w:val="none"/>
+                <w:lang w:eastAsia="fr-FR"/>
+              </w:rPr>
+              <w:t>.risk_premium_percentage}%)</w:t>
             </w:r>
           </w:p>
         </w:tc>
@@ -2588,7 +2605,29 @@
                 <w:highlight w:val="none"/>
                 <w:lang w:eastAsia="fr-FR"/>
               </w:rPr>
-              <w:t>${contract.risk_premium_percentage</w:t>
+              <w:t>${contract</w:t>
+            </w:r>
+            <w:r>
+              <w:rPr>
+                <w:rFonts w:hint="default" w:ascii="Times New Roman" w:hAnsi="Times New Roman" w:cs="Times New Roman"/>
+                <w:b/>
+                <w:sz w:val="24"/>
+                <w:szCs w:val="24"/>
+                <w:highlight w:val="none"/>
+                <w:lang w:val="en-US" w:eastAsia="fr-FR"/>
+              </w:rPr>
+              <w:t>.verbal_trial</w:t>
+            </w:r>
+            <w:r>
+              <w:rPr>
+                <w:rFonts w:hint="default" w:ascii="Times New Roman" w:hAnsi="Times New Roman" w:cs="Times New Roman"/>
+                <w:b/>
+                <w:sz w:val="24"/>
+                <w:szCs w:val="24"/>
+                <w:highlight w:val="none"/>
+                <w:lang w:eastAsia="fr-FR"/>
+              </w:rPr>
+              <w:t>.risk_premium_percentage</w:t>
             </w:r>
             <w:r>
               <w:rPr>
@@ -2712,21 +2751,7 @@
                 <w:highlight w:val="none"/>
                 <w:lang w:val="en-US" w:eastAsia="fr-FR"/>
               </w:rPr>
-              <w:t>${guarantees_total_amount</w:t>
-            </w:r>
-            <w:bookmarkStart w:id="0" w:name="_GoBack"/>
-            <w:bookmarkEnd w:id="0"/>
-            <w:r>
-              <w:rPr>
-                <w:rFonts w:hint="default" w:ascii="Times New Roman" w:hAnsi="Times New Roman" w:cs="Times New Roman"/>
-                <w:b/>
-                <w:bCs/>
-                <w:sz w:val="24"/>
-                <w:szCs w:val="24"/>
-                <w:highlight w:val="none"/>
-                <w:lang w:val="en-US" w:eastAsia="fr-FR"/>
-              </w:rPr>
-              <w:t>} FCFA</w:t>
+              <w:t>${guarantees_total_amount} FCFA</w:t>
             </w:r>
           </w:p>
         </w:tc>

--- a/document_templates/CATs/CAT-contract.docx
+++ b/document_templates/CATs/CAT-contract.docx
@@ -218,6 +218,7 @@
                 <w:highlight w:val="none"/>
               </w:rPr>
             </w:pPr>
+            <w:bookmarkStart w:id="0" w:name="_GoBack"/>
             <w:r>
               <w:rPr>
                 <w:rFonts w:hint="default" w:ascii="Times New Roman" w:hAnsi="Times New Roman" w:cs="Times New Roman"/>
@@ -228,8 +229,9 @@
                 <w:highlight w:val="none"/>
                 <w:shd w:val="clear" w:color="auto" w:fill="FFFFFF"/>
               </w:rPr>
-              <w:t>${contract.verbal_trial.applicant_full_name}</w:t>
-            </w:r>
+              <w:t>${client_name}</w:t>
+            </w:r>
+            <w:bookmarkEnd w:id="0"/>
           </w:p>
         </w:tc>
       </w:tr>
@@ -629,13 +631,13 @@
               <wp:anchor distT="0" distB="0" distL="114935" distR="114935" simplePos="0" relativeHeight="251659264" behindDoc="0" locked="0" layoutInCell="0" allowOverlap="1">
                 <wp:simplePos x="0" y="0"/>
                 <wp:positionH relativeFrom="column">
-                  <wp:posOffset>119380</wp:posOffset>
+                  <wp:posOffset>24130</wp:posOffset>
                 </wp:positionH>
                 <wp:positionV relativeFrom="paragraph">
                   <wp:posOffset>43815</wp:posOffset>
                 </wp:positionV>
-                <wp:extent cx="1863090" cy="591820"/>
-                <wp:effectExtent l="0" t="0" r="0" b="0"/>
+                <wp:extent cx="2320290" cy="591820"/>
+                <wp:effectExtent l="4445" t="4445" r="18415" b="13335"/>
                 <wp:wrapNone/>
                 <wp:docPr id="2" name="_x0000_s1026"/>
                 <wp:cNvGraphicFramePr/>
@@ -646,7 +648,7 @@
                       <wps:spPr>
                         <a:xfrm>
                           <a:off x="0" y="0"/>
-                          <a:ext cx="1863090" cy="591820"/>
+                          <a:ext cx="2320290" cy="591820"/>
                         </a:xfrm>
                         <a:prstGeom prst="rect">
                           <a:avLst/>
@@ -701,7 +703,7 @@
           </mc:Choice>
           <mc:Fallback>
             <w:pict>
-              <v:shape id="_x0000_s1026" o:spid="_x0000_s1026" o:spt="202" type="#_x0000_t202" style="position:absolute;left:0pt;margin-left:9.4pt;margin-top:3.45pt;height:46.6pt;width:146.7pt;z-index:251659264;mso-width-relative:page;mso-height-relative:page;" fillcolor="#FFFFFF" filled="t" stroked="t" coordsize="21600,21600" o:allowincell="f" o:gfxdata="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">
+              <v:shape id="_x0000_s1026" o:spid="_x0000_s1026" o:spt="202" type="#_x0000_t202" style="position:absolute;left:0pt;margin-left:1.9pt;margin-top:3.45pt;height:46.6pt;width:182.7pt;z-index:251659264;mso-width-relative:page;mso-height-relative:page;" fillcolor="#FFFFFF" filled="t" stroked="t" coordsize="21600,21600" o:allowincell="f" o:gfxdata="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">
                 <v:fill on="t" focussize="0,0"/>
                 <v:stroke color="#000000" joinstyle="round"/>
                 <v:imagedata o:title=""/>
@@ -785,13 +787,13 @@
               <wp:anchor distT="0" distB="0" distL="114935" distR="114935" simplePos="0" relativeHeight="251660288" behindDoc="0" locked="0" layoutInCell="0" allowOverlap="1">
                 <wp:simplePos x="0" y="0"/>
                 <wp:positionH relativeFrom="column">
-                  <wp:posOffset>106045</wp:posOffset>
+                  <wp:posOffset>48895</wp:posOffset>
                 </wp:positionH>
                 <wp:positionV relativeFrom="paragraph">
                   <wp:posOffset>231775</wp:posOffset>
                 </wp:positionV>
-                <wp:extent cx="1863090" cy="506730"/>
-                <wp:effectExtent l="0" t="0" r="0" b="0"/>
+                <wp:extent cx="2301240" cy="506730"/>
+                <wp:effectExtent l="4445" t="5080" r="18415" b="21590"/>
                 <wp:wrapNone/>
                 <wp:docPr id="3" name="_x0000_s1027"/>
                 <wp:cNvGraphicFramePr/>
@@ -802,7 +804,7 @@
                       <wps:spPr>
                         <a:xfrm>
                           <a:off x="0" y="0"/>
-                          <a:ext cx="1863090" cy="506730"/>
+                          <a:ext cx="2301240" cy="506730"/>
                         </a:xfrm>
                         <a:prstGeom prst="rect">
                           <a:avLst/>
@@ -931,7 +933,7 @@
           </mc:Choice>
           <mc:Fallback>
             <w:pict>
-              <v:shape id="_x0000_s1027" o:spid="_x0000_s1026" o:spt="202" type="#_x0000_t202" style="position:absolute;left:0pt;margin-left:8.35pt;margin-top:18.25pt;height:39.9pt;width:146.7pt;z-index:251660288;mso-width-relative:page;mso-height-relative:page;" fillcolor="#FFFFFF" filled="t" stroked="t" coordsize="21600,21600" o:allowincell="f" o:gfxdata="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">
+              <v:shape id="_x0000_s1027" o:spid="_x0000_s1026" o:spt="202" type="#_x0000_t202" style="position:absolute;left:0pt;margin-left:3.85pt;margin-top:18.25pt;height:39.9pt;width:181.2pt;z-index:251660288;mso-width-relative:page;mso-height-relative:page;" fillcolor="#FFFFFF" filled="t" stroked="t" coordsize="21600,21600" o:allowincell="f" o:gfxdata="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">
                 <v:fill on="t" focussize="0,0"/>
                 <v:stroke color="#000000" joinstyle="round"/>
                 <v:imagedata o:title=""/>
@@ -1541,6 +1543,14 @@
         </w:tc>
       </w:tr>
       <w:tr>
+        <w:tblPrEx>
+          <w:tblCellMar>
+            <w:top w:w="0" w:type="dxa"/>
+            <w:left w:w="108" w:type="dxa"/>
+            <w:bottom w:w="0" w:type="dxa"/>
+            <w:right w:w="108" w:type="dxa"/>
+          </w:tblCellMar>
+        </w:tblPrEx>
         <w:trPr>
           <w:trHeight w:val="71" w:hRule="atLeast"/>
         </w:trPr>
@@ -2558,8 +2568,6 @@
               </w:rPr>
               <w:t>.verbal_trial</w:t>
             </w:r>
-            <w:bookmarkStart w:id="0" w:name="_GoBack"/>
-            <w:bookmarkEnd w:id="0"/>
             <w:r>
               <w:rPr>
                 <w:rFonts w:hint="default" w:ascii="Times New Roman" w:hAnsi="Times New Roman" w:cs="Times New Roman"/>

--- a/document_templates/CATs/CAT-contract.docx
+++ b/document_templates/CATs/CAT-contract.docx
@@ -218,7 +218,6 @@
                 <w:highlight w:val="none"/>
               </w:rPr>
             </w:pPr>
-            <w:bookmarkStart w:id="0" w:name="_GoBack"/>
             <w:r>
               <w:rPr>
                 <w:rFonts w:hint="default" w:ascii="Times New Roman" w:hAnsi="Times New Roman" w:cs="Times New Roman"/>
@@ -231,19 +230,10 @@
               </w:rPr>
               <w:t>${client_name}</w:t>
             </w:r>
-            <w:bookmarkEnd w:id="0"/>
           </w:p>
         </w:tc>
       </w:tr>
       <w:tr>
-        <w:tblPrEx>
-          <w:tblCellMar>
-            <w:top w:w="0" w:type="dxa"/>
-            <w:left w:w="108" w:type="dxa"/>
-            <w:bottom w:w="0" w:type="dxa"/>
-            <w:right w:w="108" w:type="dxa"/>
-          </w:tblCellMar>
-        </w:tblPrEx>
         <w:trPr>
           <w:trHeight w:val="279" w:hRule="atLeast"/>
         </w:trPr>
@@ -337,14 +327,6 @@
         </w:tc>
       </w:tr>
       <w:tr>
-        <w:tblPrEx>
-          <w:tblCellMar>
-            <w:top w:w="0" w:type="dxa"/>
-            <w:left w:w="108" w:type="dxa"/>
-            <w:bottom w:w="0" w:type="dxa"/>
-            <w:right w:w="108" w:type="dxa"/>
-          </w:tblCellMar>
-        </w:tblPrEx>
         <w:trPr>
           <w:trHeight w:val="279" w:hRule="atLeast"/>
         </w:trPr>
@@ -426,14 +408,6 @@
         </w:tc>
       </w:tr>
       <w:tr>
-        <w:tblPrEx>
-          <w:tblCellMar>
-            <w:top w:w="0" w:type="dxa"/>
-            <w:left w:w="108" w:type="dxa"/>
-            <w:bottom w:w="0" w:type="dxa"/>
-            <w:right w:w="108" w:type="dxa"/>
-          </w:tblCellMar>
-        </w:tblPrEx>
         <w:trPr>
           <w:trHeight w:val="279" w:hRule="atLeast"/>
         </w:trPr>
@@ -514,14 +488,6 @@
         </w:tc>
       </w:tr>
       <w:tr>
-        <w:tblPrEx>
-          <w:tblCellMar>
-            <w:top w:w="0" w:type="dxa"/>
-            <w:left w:w="108" w:type="dxa"/>
-            <w:bottom w:w="0" w:type="dxa"/>
-            <w:right w:w="108" w:type="dxa"/>
-          </w:tblCellMar>
-        </w:tblPrEx>
         <w:trPr>
           <w:trHeight w:val="371" w:hRule="atLeast"/>
         </w:trPr>
@@ -3501,18 +3467,8 @@
                 <w:highlight w:val="none"/>
               </w:rPr>
             </w:pPr>
-            <w:r>
-              <w:rPr>
-                <w:rFonts w:hint="default" w:ascii="Times New Roman" w:hAnsi="Times New Roman" w:cs="Times New Roman"/>
-                <w:b/>
-                <w:color w:val="F79646"/>
-                <w:sz w:val="24"/>
-                <w:szCs w:val="24"/>
-                <w:highlight w:val="none"/>
-                <w:lang w:eastAsia="fr-FR"/>
-              </w:rPr>
-              <w:t xml:space="preserve">Total </w:t>
-            </w:r>
+            <w:bookmarkStart w:id="0" w:name="_GoBack"/>
+            <w:bookmarkEnd w:id="0"/>
           </w:p>
         </w:tc>
         <w:tc>
@@ -3549,7 +3505,7 @@
                 <w:highlight w:val="none"/>
                 <w:lang w:eastAsia="fr-FR"/>
               </w:rPr>
-              <w:t xml:space="preserve">251 637 FCFA </w:t>
+              <w:t xml:space="preserve"> </w:t>
             </w:r>
           </w:p>
         </w:tc>

--- a/document_templates/CATs/CAT-contract.docx
+++ b/document_templates/CATs/CAT-contract.docx
@@ -234,6 +234,14 @@
         </w:tc>
       </w:tr>
       <w:tr>
+        <w:tblPrEx>
+          <w:tblCellMar>
+            <w:top w:w="0" w:type="dxa"/>
+            <w:left w:w="108" w:type="dxa"/>
+            <w:bottom w:w="0" w:type="dxa"/>
+            <w:right w:w="108" w:type="dxa"/>
+          </w:tblCellMar>
+        </w:tblPrEx>
         <w:trPr>
           <w:trHeight w:val="279" w:hRule="atLeast"/>
         </w:trPr>
@@ -327,6 +335,14 @@
         </w:tc>
       </w:tr>
       <w:tr>
+        <w:tblPrEx>
+          <w:tblCellMar>
+            <w:top w:w="0" w:type="dxa"/>
+            <w:left w:w="108" w:type="dxa"/>
+            <w:bottom w:w="0" w:type="dxa"/>
+            <w:right w:w="108" w:type="dxa"/>
+          </w:tblCellMar>
+        </w:tblPrEx>
         <w:trPr>
           <w:trHeight w:val="279" w:hRule="atLeast"/>
         </w:trPr>
@@ -408,6 +424,14 @@
         </w:tc>
       </w:tr>
       <w:tr>
+        <w:tblPrEx>
+          <w:tblCellMar>
+            <w:top w:w="0" w:type="dxa"/>
+            <w:left w:w="108" w:type="dxa"/>
+            <w:bottom w:w="0" w:type="dxa"/>
+            <w:right w:w="108" w:type="dxa"/>
+          </w:tblCellMar>
+        </w:tblPrEx>
         <w:trPr>
           <w:trHeight w:val="279" w:hRule="atLeast"/>
         </w:trPr>
@@ -488,6 +512,14 @@
         </w:tc>
       </w:tr>
       <w:tr>
+        <w:tblPrEx>
+          <w:tblCellMar>
+            <w:top w:w="0" w:type="dxa"/>
+            <w:left w:w="108" w:type="dxa"/>
+            <w:bottom w:w="0" w:type="dxa"/>
+            <w:right w:w="108" w:type="dxa"/>
+          </w:tblCellMar>
+        </w:tblPrEx>
         <w:trPr>
           <w:trHeight w:val="371" w:hRule="atLeast"/>
         </w:trPr>
@@ -2854,7 +2886,45 @@
                 <w:highlight w:val="none"/>
                 <w:lang w:eastAsia="fr-FR"/>
               </w:rPr>
-              <w:t>Dépôt de garantie 20%</w:t>
+              <w:t xml:space="preserve">Dépôt de garantie </w:t>
+            </w:r>
+            <w:r>
+              <w:rPr>
+                <w:rFonts w:hint="default" w:ascii="Times New Roman" w:hAnsi="Times New Roman" w:cs="Times New Roman"/>
+                <w:b/>
+                <w:color w:val="FFC000"/>
+                <w:sz w:val="24"/>
+                <w:szCs w:val="24"/>
+                <w:highlight w:val="none"/>
+                <w:lang w:val="en-US" w:eastAsia="fr-FR"/>
+              </w:rPr>
+              <w:t>${security_deposit_percentage</w:t>
+            </w:r>
+            <w:bookmarkStart w:id="0" w:name="_GoBack"/>
+            <w:bookmarkEnd w:id="0"/>
+            <w:r>
+              <w:rPr>
+                <w:rFonts w:hint="default" w:ascii="Times New Roman" w:hAnsi="Times New Roman" w:cs="Times New Roman"/>
+                <w:b/>
+                <w:color w:val="FFC000"/>
+                <w:sz w:val="24"/>
+                <w:szCs w:val="24"/>
+                <w:highlight w:val="none"/>
+                <w:lang w:val="en-US" w:eastAsia="fr-FR"/>
+              </w:rPr>
+              <w:t>}</w:t>
+            </w:r>
+            <w:r>
+              <w:rPr>
+                <w:rFonts w:hint="default" w:ascii="Times New Roman" w:hAnsi="Times New Roman" w:cs="Times New Roman"/>
+                <w:b/>
+                <w:color w:val="FFC000"/>
+                <w:sz w:val="24"/>
+                <w:szCs w:val="24"/>
+                <w:highlight w:val="none"/>
+                <w:lang w:eastAsia="fr-FR"/>
+              </w:rPr>
+              <w:t>%</w:t>
             </w:r>
           </w:p>
         </w:tc>
@@ -3467,8 +3537,6 @@
                 <w:highlight w:val="none"/>
               </w:rPr>
             </w:pPr>
-            <w:bookmarkStart w:id="0" w:name="_GoBack"/>
-            <w:bookmarkEnd w:id="0"/>
           </w:p>
         </w:tc>
         <w:tc>
